--- a/LINUX SERVER/LINUX SERVICES & PERMISSION/Hosting a Static Website Theory.docx
+++ b/LINUX SERVER/LINUX SERVICES & PERMISSION/Hosting a Static Website Theory.docx
@@ -1,6 +1,6 @@
 
 <file path=word/document.xml><?xml version="1.0" encoding="utf-8"?>
-<w:document xmlns:wpc="http://schemas.microsoft.com/office/word/2010/wordprocessingCanvas" xmlns:cx="http://schemas.microsoft.com/office/drawing/2014/chartex" xmlns:cx1="http://schemas.microsoft.com/office/drawing/2015/9/8/chartex" xmlns:cx2="http://schemas.microsoft.com/office/drawing/2015/10/21/chartex" xmlns:cx3="http://schemas.microsoft.com/office/drawing/2016/5/9/chartex" xmlns:cx4="http://schemas.microsoft.com/office/drawing/2016/5/10/chartex" xmlns:cx5="http://schemas.microsoft.com/office/drawing/2016/5/11/chartex" xmlns:cx6="http://schemas.microsoft.com/office/drawing/2016/5/12/chartex" xmlns:cx7="http://schemas.microsoft.com/office/drawing/2016/5/13/chartex" xmlns:cx8="http://schemas.microsoft.com/office/drawing/2016/5/14/chartex" xmlns:mc="http://schemas.openxmlformats.org/markup-compatibility/2006" xmlns:aink="http://schemas.microsoft.com/office/drawing/2016/ink" xmlns:am3d="http://schemas.microsoft.com/office/drawing/2017/model3d" xmlns:o="urn:schemas-microsoft-com:office:office" xmlns:oel="http://schemas.microsoft.com/office/2019/extlst" xmlns:r="http://schemas.openxmlformats.org/officeDocument/2006/relationships" xmlns:m="http://schemas.openxmlformats.org/officeDocument/2006/math" xmlns:v="urn:schemas-microsoft-com:vml" xmlns:wp14="http://schemas.microsoft.com/office/word/2010/wordprocessingDrawing" xmlns:wp="http://schemas.openxmlformats.org/drawingml/2006/wordprocessingDrawing" xmlns:w10="urn:schemas-microsoft-com:office:word" xmlns:w="http://schemas.openxmlformats.org/wordprocessingml/2006/main" xmlns:w14="http://schemas.microsoft.com/office/word/2010/wordml" xmlns:w15="http://schemas.microsoft.com/office/word/2012/wordml" xmlns:w16cei="http://schemas.microsoft.com/office/word/2026/wordml/cei" xmlns:w16cex="http://schemas.microsoft.com/office/word/2018/wordml/cex" xmlns:w16cid="http://schemas.microsoft.com/office/word/2016/wordml/cid" xmlns:w16="http://schemas.microsoft.com/office/word/2018/wordml" xmlns:w16du="http://schemas.microsoft.com/office/word/2023/wordml/word16du" xmlns:w16sdtdh="http://schemas.microsoft.com/office/word/2020/wordml/sdtdatahash" xmlns:w16sdtfl="http://schemas.microsoft.com/office/word/2024/wordml/sdtformatlock" xmlns:w16se="http://schemas.microsoft.com/office/word/2015/wordml/symex" xmlns:wpg="http://schemas.microsoft.com/office/word/2010/wordprocessingGroup" xmlns:wpi="http://schemas.microsoft.com/office/word/2010/wordprocessingInk" xmlns:wne="http://schemas.microsoft.com/office/word/2006/wordml" xmlns:wps="http://schemas.microsoft.com/office/word/2010/wordprocessingShape" mc:Ignorable="w14 w15 w16se w16cid w16 w16cex w16sdtdh w16sdtfl w16du wp14">
+<w:document xmlns:wpc="http://schemas.microsoft.com/office/word/2010/wordprocessingCanvas" xmlns:cx="http://schemas.microsoft.com/office/drawing/2014/chartex" xmlns:cx1="http://schemas.microsoft.com/office/drawing/2015/9/8/chartex" xmlns:cx2="http://schemas.microsoft.com/office/drawing/2015/10/21/chartex" xmlns:cx3="http://schemas.microsoft.com/office/drawing/2016/5/9/chartex" xmlns:cx4="http://schemas.microsoft.com/office/drawing/2016/5/10/chartex" xmlns:cx5="http://schemas.microsoft.com/office/drawing/2016/5/11/chartex" xmlns:cx6="http://schemas.microsoft.com/office/drawing/2016/5/12/chartex" xmlns:cx7="http://schemas.microsoft.com/office/drawing/2016/5/13/chartex" xmlns:cx8="http://schemas.microsoft.com/office/drawing/2016/5/14/chartex" xmlns:mc="http://schemas.openxmlformats.org/markup-compatibility/2006" xmlns:aink="http://schemas.microsoft.com/office/drawing/2016/ink" xmlns:am3d="http://schemas.microsoft.com/office/drawing/2017/model3d" xmlns:o="urn:schemas-microsoft-com:office:office" xmlns:oel="http://schemas.microsoft.com/office/2019/extlst" xmlns:r="http://schemas.openxmlformats.org/officeDocument/2006/relationships" xmlns:m="http://schemas.openxmlformats.org/officeDocument/2006/math" xmlns:v="urn:schemas-microsoft-com:vml" xmlns:wp14="http://schemas.microsoft.com/office/word/2010/wordprocessingDrawing" xmlns:wp="http://schemas.openxmlformats.org/drawingml/2006/wordprocessingDrawing" xmlns:w10="urn:schemas-microsoft-com:office:word" xmlns:w="http://schemas.openxmlformats.org/wordprocessingml/2006/main" xmlns:w14="http://schemas.microsoft.com/office/word/2010/wordml" xmlns:w15="http://schemas.microsoft.com/office/word/2012/wordml" xmlns:w16cex="http://schemas.microsoft.com/office/word/2018/wordml/cex" xmlns:w16cid="http://schemas.microsoft.com/office/word/2016/wordml/cid" xmlns:w16="http://schemas.microsoft.com/office/word/2018/wordml" xmlns:w16du="http://schemas.microsoft.com/office/word/2023/wordml/word16du" xmlns:w16sdtdh="http://schemas.microsoft.com/office/word/2020/wordml/sdtdatahash" xmlns:w16sdtfl="http://schemas.microsoft.com/office/word/2024/wordml/sdtformatlock" xmlns:w16se="http://schemas.microsoft.com/office/word/2015/wordml/symex" xmlns:wpg="http://schemas.microsoft.com/office/word/2010/wordprocessingGroup" xmlns:wpi="http://schemas.microsoft.com/office/word/2010/wordprocessingInk" xmlns:wne="http://schemas.microsoft.com/office/word/2006/wordml" xmlns:wps="http://schemas.microsoft.com/office/word/2010/wordprocessingShape" mc:Ignorable="w14 w15 w16se w16cid w16 w16cex w16sdtdh w16sdtfl w16du wp14">
   <w:body>
     <w:p>
       <w:pPr>
@@ -19,7 +19,7 @@
           <w:sz w:val="24"/>
           <w:szCs w:val="24"/>
         </w:rPr>
-        <w:t>Hosting a Static Website</w:t>
+        <w:t>Hosting a Static Website Theory (1 hour): Overview of web hosting with Apache/Nginx.</w:t>
       </w:r>
       <w:r>
         <w:rPr>
@@ -37,8 +37,10 @@
           <w:sz w:val="24"/>
           <w:szCs w:val="24"/>
         </w:rPr>
-        <w:t>Theory (1 hour):</w:t>
-      </w:r>
+        <w:t xml:space="preserve">File placement and basic configurations for static </w:t>
+      </w:r>
+      <w:proofErr w:type="spellStart"/>
+      <w:proofErr w:type="gramStart"/>
       <w:r>
         <w:rPr>
           <w:b/>
@@ -46,8 +48,10 @@
           <w:sz w:val="24"/>
           <w:szCs w:val="24"/>
         </w:rPr>
-        <w:t xml:space="preserve"> </w:t>
-      </w:r>
+        <w:t>sites.Practical</w:t>
+      </w:r>
+      <w:proofErr w:type="spellEnd"/>
+      <w:proofErr w:type="gramEnd"/>
       <w:r>
         <w:rPr>
           <w:b/>
@@ -55,7 +59,7 @@
           <w:sz w:val="24"/>
           <w:szCs w:val="24"/>
         </w:rPr>
-        <w:t>Overview of web hosting with Apache/Nginx.</w:t>
+        <w:t xml:space="preserve"> (1 hour): Host a simple HTML page on the web server.</w:t>
       </w:r>
       <w:r>
         <w:rPr>
@@ -73,39 +77,39 @@
           <w:sz w:val="24"/>
           <w:szCs w:val="24"/>
         </w:rPr>
-        <w:t xml:space="preserve">File placement and basic configurations for static </w:t>
-      </w:r>
-      <w:proofErr w:type="spellStart"/>
-      <w:proofErr w:type="gramStart"/>
-      <w:r>
+        <w:t>Task: Customize and host a static webpage.</w:t>
+      </w:r>
+    </w:p>
+    <w:p>
+      <w:pPr>
+        <w:jc w:val="center"/>
         <w:rPr>
           <w:b/>
           <w:bCs/>
           <w:sz w:val="24"/>
           <w:szCs w:val="24"/>
         </w:rPr>
-        <w:t>sites.Practical</w:t>
-      </w:r>
-      <w:proofErr w:type="spellEnd"/>
-      <w:proofErr w:type="gramEnd"/>
-      <w:r>
-        <w:rPr>
-          <w:b/>
-          <w:bCs/>
+      </w:pPr>
+    </w:p>
+    <w:p>
+      <w:pPr>
+        <w:jc w:val="center"/>
+        <w:rPr>
           <w:sz w:val="24"/>
           <w:szCs w:val="24"/>
         </w:rPr>
-        <w:t xml:space="preserve"> (1 hour):</w:t>
-      </w:r>
-      <w:r>
+      </w:pPr>
+    </w:p>
+    <w:p>
+      <w:pPr>
+        <w:jc w:val="center"/>
         <w:rPr>
           <w:b/>
           <w:bCs/>
           <w:sz w:val="24"/>
           <w:szCs w:val="24"/>
         </w:rPr>
-        <w:t xml:space="preserve"> </w:t>
-      </w:r>
+      </w:pPr>
       <w:r>
         <w:rPr>
           <w:b/>
@@ -113,209 +117,582 @@
           <w:sz w:val="24"/>
           <w:szCs w:val="24"/>
         </w:rPr>
-        <w:t>Host a simple HTML page on the web server.</w:t>
-      </w:r>
-      <w:r>
-        <w:rPr>
-          <w:b/>
-          <w:bCs/>
-          <w:sz w:val="24"/>
-          <w:szCs w:val="24"/>
-        </w:rPr>
+        <w:t>Tasks</w:t>
+      </w:r>
+    </w:p>
+    <w:p>
+      <w:pPr>
+        <w:rPr>
+          <w:b/>
+          <w:bCs/>
+        </w:rPr>
+      </w:pPr>
+    </w:p>
+    <w:p>
+      <w:pPr>
+        <w:rPr>
+          <w:b/>
+          <w:bCs/>
+        </w:rPr>
+      </w:pPr>
+    </w:p>
+    <w:p>
+      <w:r>
+        <w:rPr>
+          <w:b/>
+          <w:bCs/>
+        </w:rPr>
+        <w:t>1.</w:t>
+      </w:r>
+      <w:r>
         <w:t xml:space="preserve"> </w:t>
       </w:r>
-      <w:proofErr w:type="gramStart"/>
-      <w:r>
-        <w:rPr>
-          <w:b/>
-          <w:bCs/>
-          <w:sz w:val="24"/>
-          <w:szCs w:val="24"/>
-        </w:rPr>
-        <w:t>Task</w:t>
-      </w:r>
-      <w:proofErr w:type="gramEnd"/>
-      <w:r>
-        <w:rPr>
-          <w:b/>
-          <w:bCs/>
-          <w:sz w:val="24"/>
-          <w:szCs w:val="24"/>
-        </w:rPr>
-        <w:t>: Customize and host a static webpage.</w:t>
-      </w:r>
-    </w:p>
-    <w:p>
-      <w:pPr>
-        <w:jc w:val="center"/>
-        <w:rPr>
-          <w:b/>
-          <w:bCs/>
-          <w:sz w:val="24"/>
-          <w:szCs w:val="24"/>
-        </w:rPr>
-      </w:pPr>
-    </w:p>
-    <w:p>
-      <w:pPr>
-        <w:jc w:val="center"/>
-        <w:rPr>
-          <w:sz w:val="24"/>
-          <w:szCs w:val="24"/>
-        </w:rPr>
-      </w:pPr>
-    </w:p>
-    <w:p>
-      <w:pPr>
-        <w:jc w:val="center"/>
-        <w:rPr>
-          <w:b/>
-          <w:bCs/>
-          <w:sz w:val="24"/>
-          <w:szCs w:val="24"/>
-        </w:rPr>
-      </w:pPr>
-      <w:r>
-        <w:rPr>
-          <w:b/>
-          <w:bCs/>
-          <w:sz w:val="24"/>
-          <w:szCs w:val="24"/>
-        </w:rPr>
-        <w:t>Tasks</w:t>
-      </w:r>
-    </w:p>
-    <w:p>
-      <w:pPr>
-        <w:rPr>
-          <w:b/>
-          <w:bCs/>
-        </w:rPr>
-      </w:pPr>
-    </w:p>
-    <w:p>
-      <w:pPr>
-        <w:rPr>
-          <w:b/>
-          <w:bCs/>
-        </w:rPr>
-      </w:pPr>
-    </w:p>
-    <w:p>
-      <w:r>
-        <w:rPr>
-          <w:b/>
-          <w:bCs/>
-        </w:rPr>
-        <w:t>1.</w:t>
+      <w:r>
+        <w:t>Install Apache or Nginx on your Linux server and verify the installation by accessing the default web page via your browser.</w:t>
+      </w:r>
+    </w:p>
+    <w:p/>
+    <w:p>
+      <w:r>
+        <w:t>ANS:</w:t>
+      </w:r>
+    </w:p>
+    <w:p/>
+    <w:p>
+      <w:r>
+        <w:drawing>
+          <wp:inline distT="0" distB="0" distL="0" distR="0" wp14:anchorId="7C6651BC" wp14:editId="06FAC005">
+            <wp:extent cx="5342083" cy="1188823"/>
+            <wp:effectExtent l="19050" t="19050" r="11430" b="11430"/>
+            <wp:docPr id="230212114" name="Picture 1"/>
+            <wp:cNvGraphicFramePr>
+              <a:graphicFrameLocks xmlns:a="http://schemas.openxmlformats.org/drawingml/2006/main" noChangeAspect="1"/>
+            </wp:cNvGraphicFramePr>
+            <a:graphic xmlns:a="http://schemas.openxmlformats.org/drawingml/2006/main">
+              <a:graphicData uri="http://schemas.openxmlformats.org/drawingml/2006/picture">
+                <pic:pic xmlns:pic="http://schemas.openxmlformats.org/drawingml/2006/picture">
+                  <pic:nvPicPr>
+                    <pic:cNvPr id="230212114" name=""/>
+                    <pic:cNvPicPr/>
+                  </pic:nvPicPr>
+                  <pic:blipFill>
+                    <a:blip r:embed="rId4"/>
+                    <a:stretch>
+                      <a:fillRect/>
+                    </a:stretch>
+                  </pic:blipFill>
+                  <pic:spPr>
+                    <a:xfrm>
+                      <a:off x="0" y="0"/>
+                      <a:ext cx="5342083" cy="1188823"/>
+                    </a:xfrm>
+                    <a:prstGeom prst="rect">
+                      <a:avLst/>
+                    </a:prstGeom>
+                    <a:ln>
+                      <a:solidFill>
+                        <a:schemeClr val="tx1"/>
+                      </a:solidFill>
+                    </a:ln>
+                  </pic:spPr>
+                </pic:pic>
+              </a:graphicData>
+            </a:graphic>
+          </wp:inline>
+        </w:drawing>
+      </w:r>
+    </w:p>
+    <w:p/>
+    <w:p>
+      <w:r>
+        <w:drawing>
+          <wp:inline distT="0" distB="0" distL="0" distR="0" wp14:anchorId="63A6C2A5" wp14:editId="0D61BA73">
+            <wp:extent cx="5731510" cy="3223260"/>
+            <wp:effectExtent l="0" t="0" r="2540" b="0"/>
+            <wp:docPr id="113116503" name="Picture 1"/>
+            <wp:cNvGraphicFramePr>
+              <a:graphicFrameLocks xmlns:a="http://schemas.openxmlformats.org/drawingml/2006/main" noChangeAspect="1"/>
+            </wp:cNvGraphicFramePr>
+            <a:graphic xmlns:a="http://schemas.openxmlformats.org/drawingml/2006/main">
+              <a:graphicData uri="http://schemas.openxmlformats.org/drawingml/2006/picture">
+                <pic:pic xmlns:pic="http://schemas.openxmlformats.org/drawingml/2006/picture">
+                  <pic:nvPicPr>
+                    <pic:cNvPr id="113116503" name=""/>
+                    <pic:cNvPicPr/>
+                  </pic:nvPicPr>
+                  <pic:blipFill>
+                    <a:blip r:embed="rId5"/>
+                    <a:stretch>
+                      <a:fillRect/>
+                    </a:stretch>
+                  </pic:blipFill>
+                  <pic:spPr>
+                    <a:xfrm>
+                      <a:off x="0" y="0"/>
+                      <a:ext cx="5731510" cy="3223260"/>
+                    </a:xfrm>
+                    <a:prstGeom prst="rect">
+                      <a:avLst/>
+                    </a:prstGeom>
+                  </pic:spPr>
+                </pic:pic>
+              </a:graphicData>
+            </a:graphic>
+          </wp:inline>
+        </w:drawing>
+      </w:r>
+    </w:p>
+    <w:p/>
+    <w:p/>
+    <w:p/>
+    <w:p/>
+    <w:p/>
+    <w:p/>
+    <w:p/>
+    <w:p/>
+    <w:p/>
+    <w:p/>
+    <w:p/>
+    <w:p/>
+    <w:p/>
+    <w:p/>
+    <w:p>
+      <w:r>
+        <w:rPr>
+          <w:b/>
+          <w:bCs/>
+        </w:rPr>
+        <w:lastRenderedPageBreak/>
+        <w:t>2.</w:t>
       </w:r>
       <w:r>
         <w:t xml:space="preserve"> </w:t>
       </w:r>
       <w:r>
-        <w:t>Install Apache or Nginx on your Linux server and verify the installation by accessing the default web page via your browser.</w:t>
-      </w:r>
-    </w:p>
-    <w:p/>
-    <w:p>
-      <w:r>
+        <w:t xml:space="preserve">Create a folder named </w:t>
+      </w:r>
+      <w:proofErr w:type="spellStart"/>
+      <w:r>
+        <w:t>myflipkart</w:t>
+      </w:r>
+      <w:proofErr w:type="spellEnd"/>
+      <w:r>
+        <w:t xml:space="preserve"> in your web server's root directory and place an index.html file inside it that displays 'Welcome to </w:t>
+      </w:r>
+      <w:proofErr w:type="spellStart"/>
+      <w:r>
+        <w:t>MyFlipkart</w:t>
+      </w:r>
+      <w:proofErr w:type="spellEnd"/>
+      <w:r>
+        <w:t xml:space="preserve"> Deals!'.</w:t>
+      </w:r>
+    </w:p>
+    <w:p>
+      <w:pPr>
+        <w:rPr>
+          <w:b/>
+          <w:bCs/>
+        </w:rPr>
+      </w:pPr>
+    </w:p>
+    <w:p>
+      <w:pPr>
+        <w:rPr>
+          <w:b/>
+          <w:bCs/>
+        </w:rPr>
+      </w:pPr>
+      <w:r>
+        <w:rPr>
+          <w:b/>
+          <w:bCs/>
+        </w:rPr>
         <w:t>ANS:</w:t>
       </w:r>
     </w:p>
-    <w:p/>
-    <w:p/>
-    <w:p>
-      <w:r>
-        <w:rPr>
-          <w:b/>
-          <w:bCs/>
-        </w:rPr>
-        <w:t>2.</w:t>
+    <w:p>
+      <w:pPr>
+        <w:rPr>
+          <w:b/>
+          <w:bCs/>
+        </w:rPr>
+      </w:pPr>
+    </w:p>
+    <w:p>
+      <w:pPr>
+        <w:rPr>
+          <w:b/>
+          <w:bCs/>
+        </w:rPr>
+      </w:pPr>
+      <w:r>
+        <w:rPr>
+          <w:b/>
+          <w:bCs/>
+        </w:rPr>
+        <w:drawing>
+          <wp:inline distT="0" distB="0" distL="0" distR="0" wp14:anchorId="17B56BCB" wp14:editId="002083DB">
+            <wp:extent cx="4671465" cy="1539373"/>
+            <wp:effectExtent l="19050" t="19050" r="15240" b="22860"/>
+            <wp:docPr id="1274258523" name="Picture 1"/>
+            <wp:cNvGraphicFramePr>
+              <a:graphicFrameLocks xmlns:a="http://schemas.openxmlformats.org/drawingml/2006/main" noChangeAspect="1"/>
+            </wp:cNvGraphicFramePr>
+            <a:graphic xmlns:a="http://schemas.openxmlformats.org/drawingml/2006/main">
+              <a:graphicData uri="http://schemas.openxmlformats.org/drawingml/2006/picture">
+                <pic:pic xmlns:pic="http://schemas.openxmlformats.org/drawingml/2006/picture">
+                  <pic:nvPicPr>
+                    <pic:cNvPr id="1274258523" name=""/>
+                    <pic:cNvPicPr/>
+                  </pic:nvPicPr>
+                  <pic:blipFill>
+                    <a:blip r:embed="rId6"/>
+                    <a:stretch>
+                      <a:fillRect/>
+                    </a:stretch>
+                  </pic:blipFill>
+                  <pic:spPr>
+                    <a:xfrm>
+                      <a:off x="0" y="0"/>
+                      <a:ext cx="4671465" cy="1539373"/>
+                    </a:xfrm>
+                    <a:prstGeom prst="rect">
+                      <a:avLst/>
+                    </a:prstGeom>
+                    <a:ln>
+                      <a:solidFill>
+                        <a:schemeClr val="tx1"/>
+                      </a:solidFill>
+                    </a:ln>
+                  </pic:spPr>
+                </pic:pic>
+              </a:graphicData>
+            </a:graphic>
+          </wp:inline>
+        </w:drawing>
+      </w:r>
+    </w:p>
+    <w:p>
+      <w:pPr>
+        <w:rPr>
+          <w:b/>
+          <w:bCs/>
+        </w:rPr>
+      </w:pPr>
+    </w:p>
+    <w:p>
+      <w:pPr>
+        <w:rPr>
+          <w:b/>
+          <w:bCs/>
+        </w:rPr>
+      </w:pPr>
+      <w:r>
+        <w:rPr>
+          <w:b/>
+          <w:bCs/>
+        </w:rPr>
+        <w:drawing>
+          <wp:inline distT="0" distB="0" distL="0" distR="0" wp14:anchorId="1A9B20C5" wp14:editId="472DB914">
+            <wp:extent cx="5731510" cy="3806825"/>
+            <wp:effectExtent l="0" t="0" r="2540" b="3175"/>
+            <wp:docPr id="731384195" name="Picture 1"/>
+            <wp:cNvGraphicFramePr>
+              <a:graphicFrameLocks xmlns:a="http://schemas.openxmlformats.org/drawingml/2006/main" noChangeAspect="1"/>
+            </wp:cNvGraphicFramePr>
+            <a:graphic xmlns:a="http://schemas.openxmlformats.org/drawingml/2006/main">
+              <a:graphicData uri="http://schemas.openxmlformats.org/drawingml/2006/picture">
+                <pic:pic xmlns:pic="http://schemas.openxmlformats.org/drawingml/2006/picture">
+                  <pic:nvPicPr>
+                    <pic:cNvPr id="731384195" name=""/>
+                    <pic:cNvPicPr/>
+                  </pic:nvPicPr>
+                  <pic:blipFill>
+                    <a:blip r:embed="rId7"/>
+                    <a:stretch>
+                      <a:fillRect/>
+                    </a:stretch>
+                  </pic:blipFill>
+                  <pic:spPr>
+                    <a:xfrm>
+                      <a:off x="0" y="0"/>
+                      <a:ext cx="5731510" cy="3806825"/>
+                    </a:xfrm>
+                    <a:prstGeom prst="rect">
+                      <a:avLst/>
+                    </a:prstGeom>
+                  </pic:spPr>
+                </pic:pic>
+              </a:graphicData>
+            </a:graphic>
+          </wp:inline>
+        </w:drawing>
+      </w:r>
+    </w:p>
+    <w:p>
+      <w:pPr>
+        <w:rPr>
+          <w:b/>
+          <w:bCs/>
+        </w:rPr>
+      </w:pPr>
+    </w:p>
+    <w:p>
+      <w:pPr>
+        <w:rPr>
+          <w:b/>
+          <w:bCs/>
+        </w:rPr>
+      </w:pPr>
+    </w:p>
+    <w:p>
+      <w:pPr>
+        <w:rPr>
+          <w:b/>
+          <w:bCs/>
+        </w:rPr>
+      </w:pPr>
+    </w:p>
+    <w:p>
+      <w:pPr>
+        <w:rPr>
+          <w:b/>
+          <w:bCs/>
+        </w:rPr>
+      </w:pPr>
+    </w:p>
+    <w:p>
+      <w:pPr>
+        <w:rPr>
+          <w:b/>
+          <w:bCs/>
+        </w:rPr>
+      </w:pPr>
+    </w:p>
+    <w:p>
+      <w:pPr>
+        <w:rPr>
+          <w:b/>
+          <w:bCs/>
+        </w:rPr>
+      </w:pPr>
+    </w:p>
+    <w:p>
+      <w:pPr>
+        <w:rPr>
+          <w:b/>
+          <w:bCs/>
+        </w:rPr>
+      </w:pPr>
+    </w:p>
+    <w:p>
+      <w:pPr>
+        <w:rPr>
+          <w:b/>
+          <w:bCs/>
+        </w:rPr>
+      </w:pPr>
+    </w:p>
+    <w:p>
+      <w:pPr>
+        <w:rPr>
+          <w:b/>
+          <w:bCs/>
+        </w:rPr>
+      </w:pPr>
+    </w:p>
+    <w:p>
+      <w:pPr>
+        <w:rPr>
+          <w:b/>
+          <w:bCs/>
+        </w:rPr>
+      </w:pPr>
+    </w:p>
+    <w:p>
+      <w:pPr>
+        <w:rPr>
+          <w:b/>
+          <w:bCs/>
+        </w:rPr>
+      </w:pPr>
+    </w:p>
+    <w:p>
+      <w:pPr>
+        <w:rPr>
+          <w:b/>
+          <w:bCs/>
+        </w:rPr>
+      </w:pPr>
+    </w:p>
+    <w:p>
+      <w:pPr>
+        <w:rPr>
+          <w:b/>
+          <w:bCs/>
+        </w:rPr>
+      </w:pPr>
+    </w:p>
+    <w:p>
+      <w:pPr>
+        <w:rPr>
+          <w:b/>
+          <w:bCs/>
+        </w:rPr>
+      </w:pPr>
+    </w:p>
+    <w:p>
+      <w:pPr>
+        <w:rPr>
+          <w:b/>
+          <w:bCs/>
+        </w:rPr>
+      </w:pPr>
+    </w:p>
+    <w:p>
+      <w:r>
+        <w:rPr>
+          <w:b/>
+          <w:bCs/>
+        </w:rPr>
+        <w:lastRenderedPageBreak/>
+        <w:t>3.</w:t>
       </w:r>
       <w:r>
         <w:t xml:space="preserve"> </w:t>
       </w:r>
       <w:r>
-        <w:t xml:space="preserve">Create a folder named </w:t>
-      </w:r>
-      <w:proofErr w:type="spellStart"/>
-      <w:r>
-        <w:t>myflipkart</w:t>
-      </w:r>
-      <w:proofErr w:type="spellEnd"/>
-      <w:r>
-        <w:t xml:space="preserve"> in your web server's root directory and place an index.html file inside it that displays 'Welcome to </w:t>
-      </w:r>
-      <w:proofErr w:type="spellStart"/>
-      <w:r>
-        <w:t>MyFlipkart</w:t>
-      </w:r>
-      <w:proofErr w:type="spellEnd"/>
-      <w:r>
-        <w:t xml:space="preserve"> Deals!'.</w:t>
-      </w:r>
-    </w:p>
-    <w:p>
-      <w:pPr>
-        <w:rPr>
-          <w:b/>
-          <w:bCs/>
-        </w:rPr>
-      </w:pPr>
-    </w:p>
-    <w:p>
-      <w:pPr>
-        <w:rPr>
-          <w:b/>
-          <w:bCs/>
-        </w:rPr>
-      </w:pPr>
-      <w:r>
-        <w:rPr>
-          <w:b/>
-          <w:bCs/>
-        </w:rPr>
+        <w:t>Update your web server configuration so that visiting http://localhost/myflipkart shows your custom index.html page instead of the default server page.</w:t>
+      </w:r>
+      <w:r>
+        <w:t xml:space="preserve"> </w:t>
+      </w:r>
+      <w:r>
+        <w:t>For Apache, use the Alias directive; for Nginx, use a new location block</w:t>
+      </w:r>
+      <w:r>
+        <w:t>.</w:t>
+      </w:r>
+    </w:p>
+    <w:p/>
+    <w:p>
+      <w:r>
         <w:t>ANS:</w:t>
       </w:r>
     </w:p>
-    <w:p>
-      <w:pPr>
-        <w:rPr>
-          <w:b/>
-          <w:bCs/>
-        </w:rPr>
-      </w:pPr>
-    </w:p>
-    <w:p>
-      <w:pPr>
-        <w:rPr>
-          <w:b/>
-          <w:bCs/>
-        </w:rPr>
-      </w:pPr>
-    </w:p>
-    <w:p>
-      <w:r>
-        <w:rPr>
-          <w:b/>
-          <w:bCs/>
-        </w:rPr>
-        <w:t>3.</w:t>
+    <w:p/>
+    <w:p>
+      <w:r>
+        <w:drawing>
+          <wp:inline distT="0" distB="0" distL="0" distR="0" wp14:anchorId="1221D38B" wp14:editId="3FFEF11B">
+            <wp:extent cx="4785775" cy="609653"/>
+            <wp:effectExtent l="19050" t="19050" r="15240" b="19050"/>
+            <wp:docPr id="909520788" name="Picture 1"/>
+            <wp:cNvGraphicFramePr>
+              <a:graphicFrameLocks xmlns:a="http://schemas.openxmlformats.org/drawingml/2006/main" noChangeAspect="1"/>
+            </wp:cNvGraphicFramePr>
+            <a:graphic xmlns:a="http://schemas.openxmlformats.org/drawingml/2006/main">
+              <a:graphicData uri="http://schemas.openxmlformats.org/drawingml/2006/picture">
+                <pic:pic xmlns:pic="http://schemas.openxmlformats.org/drawingml/2006/picture">
+                  <pic:nvPicPr>
+                    <pic:cNvPr id="909520788" name=""/>
+                    <pic:cNvPicPr/>
+                  </pic:nvPicPr>
+                  <pic:blipFill>
+                    <a:blip r:embed="rId8"/>
+                    <a:stretch>
+                      <a:fillRect/>
+                    </a:stretch>
+                  </pic:blipFill>
+                  <pic:spPr>
+                    <a:xfrm>
+                      <a:off x="0" y="0"/>
+                      <a:ext cx="4785775" cy="609653"/>
+                    </a:xfrm>
+                    <a:prstGeom prst="rect">
+                      <a:avLst/>
+                    </a:prstGeom>
+                    <a:ln>
+                      <a:solidFill>
+                        <a:schemeClr val="tx1"/>
+                      </a:solidFill>
+                    </a:ln>
+                  </pic:spPr>
+                </pic:pic>
+              </a:graphicData>
+            </a:graphic>
+          </wp:inline>
+        </w:drawing>
+      </w:r>
+    </w:p>
+    <w:p/>
+    <w:p/>
+    <w:p>
+      <w:r>
+        <w:drawing>
+          <wp:inline distT="0" distB="0" distL="0" distR="0" wp14:anchorId="695DF680" wp14:editId="25B9C7D0">
+            <wp:extent cx="5731510" cy="3223260"/>
+            <wp:effectExtent l="19050" t="19050" r="21590" b="15240"/>
+            <wp:docPr id="530623353" name="Picture 1"/>
+            <wp:cNvGraphicFramePr>
+              <a:graphicFrameLocks xmlns:a="http://schemas.openxmlformats.org/drawingml/2006/main" noChangeAspect="1"/>
+            </wp:cNvGraphicFramePr>
+            <a:graphic xmlns:a="http://schemas.openxmlformats.org/drawingml/2006/main">
+              <a:graphicData uri="http://schemas.openxmlformats.org/drawingml/2006/picture">
+                <pic:pic xmlns:pic="http://schemas.openxmlformats.org/drawingml/2006/picture">
+                  <pic:nvPicPr>
+                    <pic:cNvPr id="530623353" name=""/>
+                    <pic:cNvPicPr/>
+                  </pic:nvPicPr>
+                  <pic:blipFill>
+                    <a:blip r:embed="rId9"/>
+                    <a:stretch>
+                      <a:fillRect/>
+                    </a:stretch>
+                  </pic:blipFill>
+                  <pic:spPr>
+                    <a:xfrm>
+                      <a:off x="0" y="0"/>
+                      <a:ext cx="5731510" cy="3223260"/>
+                    </a:xfrm>
+                    <a:prstGeom prst="rect">
+                      <a:avLst/>
+                    </a:prstGeom>
+                    <a:ln>
+                      <a:solidFill>
+                        <a:schemeClr val="tx1"/>
+                      </a:solidFill>
+                    </a:ln>
+                  </pic:spPr>
+                </pic:pic>
+              </a:graphicData>
+            </a:graphic>
+          </wp:inline>
+        </w:drawing>
+      </w:r>
+    </w:p>
+    <w:p/>
+    <w:p/>
+    <w:p>
+      <w:r>
+        <w:rPr>
+          <w:b/>
+          <w:bCs/>
+        </w:rPr>
+        <w:t>4.</w:t>
       </w:r>
       <w:r>
         <w:t xml:space="preserve"> </w:t>
       </w:r>
       <w:r>
-        <w:t>Update your web server configuration so that visiting http://localhost/myflipkart shows your custom index.html page instead of the default server page.</w:t>
+        <w:t>Add a favicon to your static site by placing a favicon.ico file in the correct location and updating your HTML to reference it.</w:t>
       </w:r>
       <w:r>
         <w:t xml:space="preserve"> </w:t>
       </w:r>
       <w:r>
-        <w:t>For Apache, use the Alias directive; for Nginx, use a new location block</w:t>
-      </w:r>
-      <w:r>
-        <w:t>.</w:t>
+        <w:t>Use any small image and rename it to favicon.ico for this exercise.</w:t>
       </w:r>
     </w:p>
     <w:p/>
@@ -325,34 +702,6 @@
       </w:r>
     </w:p>
     <w:p/>
-    <w:p/>
-    <w:p>
-      <w:r>
-        <w:rPr>
-          <w:b/>
-          <w:bCs/>
-        </w:rPr>
-        <w:t>4.</w:t>
-      </w:r>
-      <w:r>
-        <w:t xml:space="preserve"> </w:t>
-      </w:r>
-      <w:r>
-        <w:t>Add a favicon to your static site by placing a favicon.ico file in the correct location and updating your HTML to reference it.</w:t>
-      </w:r>
-      <w:r>
-        <w:t xml:space="preserve"> </w:t>
-      </w:r>
-      <w:r>
-        <w:t>Use any small image and rename it to favicon.ico for this exercise.</w:t>
-      </w:r>
-    </w:p>
-    <w:p/>
-    <w:p>
-      <w:r>
-        <w:t>ANS:</w:t>
-      </w:r>
-    </w:p>
     <w:p/>
     <w:p/>
     <w:p/>
@@ -946,6 +1295,7 @@
   <w:style w:type="character" w:default="1" w:styleId="DefaultParagraphFont">
     <w:name w:val="Default Paragraph Font"/>
     <w:uiPriority w:val="1"/>
+    <w:semiHidden/>
     <w:unhideWhenUsed/>
   </w:style>
   <w:style w:type="table" w:default="1" w:styleId="TableNormal">
